--- a/Social_Media_Framework.docx
+++ b/Social_Media_Framework.docx
@@ -9,11 +9,7 @@
       </w:pPr>
       <w:r>
         <w:rPr/>
-        <w:t xml:space="preserve">Social Media Management Framework for </w:t>
-      </w:r>
-      <w:r>
-        <w:rPr/>
-        <w:t>Courtland Realtors Ltd</w:t>
+        <w:t>Social Media Management Framework for Courtland Realtors Ltd</w:t>
       </w:r>
     </w:p>
     <w:p>
@@ -96,6 +92,7 @@
             <w:pPr>
               <w:pStyle w:val="Normal"/>
               <w:widowControl/>
+              <w:suppressAutoHyphens w:val="true"/>
               <w:spacing w:lineRule="auto" w:line="240" w:before="0" w:after="0"/>
               <w:jc w:val="left"/>
               <w:rPr>
@@ -127,6 +124,7 @@
             <w:pPr>
               <w:pStyle w:val="Normal"/>
               <w:widowControl/>
+              <w:suppressAutoHyphens w:val="true"/>
               <w:spacing w:lineRule="auto" w:line="240" w:before="0" w:after="0"/>
               <w:jc w:val="left"/>
               <w:rPr>
@@ -161,6 +159,7 @@
             <w:pPr>
               <w:pStyle w:val="Normal"/>
               <w:widowControl/>
+              <w:suppressAutoHyphens w:val="true"/>
               <w:spacing w:lineRule="auto" w:line="240" w:before="0" w:after="0"/>
               <w:jc w:val="left"/>
               <w:rPr>
@@ -202,6 +201,7 @@
             <w:pPr>
               <w:pStyle w:val="Normal"/>
               <w:widowControl/>
+              <w:suppressAutoHyphens w:val="true"/>
               <w:spacing w:lineRule="auto" w:line="240" w:before="0" w:after="0"/>
               <w:jc w:val="left"/>
               <w:rPr>
@@ -236,6 +236,7 @@
             <w:pPr>
               <w:pStyle w:val="Normal"/>
               <w:widowControl/>
+              <w:suppressAutoHyphens w:val="true"/>
               <w:spacing w:lineRule="auto" w:line="240" w:before="0" w:after="0"/>
               <w:jc w:val="left"/>
               <w:rPr>
@@ -277,6 +278,7 @@
             <w:pPr>
               <w:pStyle w:val="Normal"/>
               <w:widowControl/>
+              <w:suppressAutoHyphens w:val="true"/>
               <w:spacing w:lineRule="auto" w:line="240" w:before="0" w:after="0"/>
               <w:jc w:val="left"/>
               <w:rPr>
@@ -311,6 +313,7 @@
             <w:pPr>
               <w:pStyle w:val="Normal"/>
               <w:widowControl/>
+              <w:suppressAutoHyphens w:val="true"/>
               <w:spacing w:lineRule="auto" w:line="240" w:before="0" w:after="0"/>
               <w:jc w:val="left"/>
               <w:rPr>
@@ -352,6 +355,7 @@
             <w:pPr>
               <w:pStyle w:val="Normal"/>
               <w:widowControl/>
+              <w:suppressAutoHyphens w:val="true"/>
               <w:spacing w:lineRule="auto" w:line="240" w:before="0" w:after="0"/>
               <w:jc w:val="left"/>
               <w:rPr>
@@ -386,6 +390,7 @@
             <w:pPr>
               <w:pStyle w:val="Normal"/>
               <w:widowControl/>
+              <w:suppressAutoHyphens w:val="true"/>
               <w:spacing w:lineRule="auto" w:line="240" w:before="0" w:after="0"/>
               <w:jc w:val="left"/>
               <w:rPr>
@@ -427,6 +432,7 @@
             <w:pPr>
               <w:pStyle w:val="Normal"/>
               <w:widowControl/>
+              <w:suppressAutoHyphens w:val="true"/>
               <w:spacing w:lineRule="auto" w:line="240" w:before="0" w:after="0"/>
               <w:jc w:val="left"/>
               <w:rPr>
@@ -461,6 +467,7 @@
             <w:pPr>
               <w:pStyle w:val="Normal"/>
               <w:widowControl/>
+              <w:suppressAutoHyphens w:val="true"/>
               <w:spacing w:lineRule="auto" w:line="240" w:before="0" w:after="0"/>
               <w:jc w:val="left"/>
               <w:rPr>
@@ -502,6 +509,7 @@
             <w:pPr>
               <w:pStyle w:val="Normal"/>
               <w:widowControl/>
+              <w:suppressAutoHyphens w:val="true"/>
               <w:spacing w:lineRule="auto" w:line="240" w:before="0" w:after="0"/>
               <w:jc w:val="left"/>
               <w:rPr>
@@ -605,6 +613,7 @@
             <w:pPr>
               <w:pStyle w:val="Normal"/>
               <w:widowControl/>
+              <w:suppressAutoHyphens w:val="true"/>
               <w:spacing w:lineRule="auto" w:line="240" w:before="0" w:after="0"/>
               <w:jc w:val="left"/>
               <w:rPr>
@@ -636,6 +645,7 @@
             <w:pPr>
               <w:pStyle w:val="Normal"/>
               <w:widowControl/>
+              <w:suppressAutoHyphens w:val="true"/>
               <w:spacing w:lineRule="auto" w:line="240" w:before="0" w:after="0"/>
               <w:jc w:val="left"/>
               <w:rPr>
@@ -667,6 +677,7 @@
             <w:pPr>
               <w:pStyle w:val="Normal"/>
               <w:widowControl/>
+              <w:suppressAutoHyphens w:val="true"/>
               <w:spacing w:lineRule="auto" w:line="240" w:before="0" w:after="0"/>
               <w:jc w:val="left"/>
               <w:rPr>
@@ -701,6 +712,7 @@
             <w:pPr>
               <w:pStyle w:val="Normal"/>
               <w:widowControl/>
+              <w:suppressAutoHyphens w:val="true"/>
               <w:spacing w:lineRule="auto" w:line="240" w:before="0" w:after="0"/>
               <w:jc w:val="left"/>
               <w:rPr>
@@ -732,6 +744,7 @@
             <w:pPr>
               <w:pStyle w:val="Normal"/>
               <w:widowControl/>
+              <w:suppressAutoHyphens w:val="true"/>
               <w:spacing w:lineRule="auto" w:line="240" w:before="0" w:after="0"/>
               <w:jc w:val="left"/>
               <w:rPr>
@@ -763,6 +776,7 @@
             <w:pPr>
               <w:pStyle w:val="Normal"/>
               <w:widowControl/>
+              <w:suppressAutoHyphens w:val="true"/>
               <w:spacing w:lineRule="auto" w:line="240" w:before="0" w:after="0"/>
               <w:jc w:val="left"/>
               <w:rPr>
@@ -797,6 +811,7 @@
             <w:pPr>
               <w:pStyle w:val="Normal"/>
               <w:widowControl/>
+              <w:suppressAutoHyphens w:val="true"/>
               <w:spacing w:lineRule="auto" w:line="240" w:before="0" w:after="0"/>
               <w:jc w:val="left"/>
               <w:rPr>
@@ -828,6 +843,7 @@
             <w:pPr>
               <w:pStyle w:val="Normal"/>
               <w:widowControl/>
+              <w:suppressAutoHyphens w:val="true"/>
               <w:spacing w:lineRule="auto" w:line="240" w:before="0" w:after="0"/>
               <w:jc w:val="left"/>
               <w:rPr>
@@ -859,6 +875,7 @@
             <w:pPr>
               <w:pStyle w:val="Normal"/>
               <w:widowControl/>
+              <w:suppressAutoHyphens w:val="true"/>
               <w:spacing w:lineRule="auto" w:line="240" w:before="0" w:after="0"/>
               <w:jc w:val="left"/>
               <w:rPr>
@@ -893,6 +910,7 @@
             <w:pPr>
               <w:pStyle w:val="Normal"/>
               <w:widowControl/>
+              <w:suppressAutoHyphens w:val="true"/>
               <w:spacing w:lineRule="auto" w:line="240" w:before="0" w:after="0"/>
               <w:jc w:val="left"/>
               <w:rPr>
@@ -924,6 +942,7 @@
             <w:pPr>
               <w:pStyle w:val="Normal"/>
               <w:widowControl/>
+              <w:suppressAutoHyphens w:val="true"/>
               <w:spacing w:lineRule="auto" w:line="240" w:before="0" w:after="0"/>
               <w:jc w:val="left"/>
               <w:rPr>
@@ -955,6 +974,7 @@
             <w:pPr>
               <w:pStyle w:val="Normal"/>
               <w:widowControl/>
+              <w:suppressAutoHyphens w:val="true"/>
               <w:spacing w:lineRule="auto" w:line="240" w:before="0" w:after="0"/>
               <w:jc w:val="left"/>
               <w:rPr>
@@ -989,6 +1009,7 @@
             <w:pPr>
               <w:pStyle w:val="Normal"/>
               <w:widowControl/>
+              <w:suppressAutoHyphens w:val="true"/>
               <w:spacing w:lineRule="auto" w:line="240" w:before="0" w:after="0"/>
               <w:jc w:val="left"/>
               <w:rPr>
@@ -1020,6 +1041,7 @@
             <w:pPr>
               <w:pStyle w:val="Normal"/>
               <w:widowControl/>
+              <w:suppressAutoHyphens w:val="true"/>
               <w:spacing w:lineRule="auto" w:line="240" w:before="0" w:after="0"/>
               <w:jc w:val="left"/>
               <w:rPr>
@@ -1051,6 +1073,7 @@
             <w:pPr>
               <w:pStyle w:val="Normal"/>
               <w:widowControl/>
+              <w:suppressAutoHyphens w:val="true"/>
               <w:spacing w:lineRule="auto" w:line="240" w:before="0" w:after="0"/>
               <w:jc w:val="left"/>
               <w:rPr>
@@ -1085,6 +1108,7 @@
             <w:pPr>
               <w:pStyle w:val="Normal"/>
               <w:widowControl/>
+              <w:suppressAutoHyphens w:val="true"/>
               <w:spacing w:lineRule="auto" w:line="240" w:before="0" w:after="0"/>
               <w:jc w:val="left"/>
               <w:rPr>
@@ -1116,6 +1140,7 @@
             <w:pPr>
               <w:pStyle w:val="Normal"/>
               <w:widowControl/>
+              <w:suppressAutoHyphens w:val="true"/>
               <w:spacing w:lineRule="auto" w:line="240" w:before="0" w:after="0"/>
               <w:jc w:val="left"/>
               <w:rPr>
@@ -1147,6 +1172,7 @@
             <w:pPr>
               <w:pStyle w:val="Normal"/>
               <w:widowControl/>
+              <w:suppressAutoHyphens w:val="true"/>
               <w:spacing w:lineRule="auto" w:line="240" w:before="0" w:after="0"/>
               <w:jc w:val="left"/>
               <w:rPr>
@@ -1181,6 +1207,7 @@
             <w:pPr>
               <w:pStyle w:val="Normal"/>
               <w:widowControl/>
+              <w:suppressAutoHyphens w:val="true"/>
               <w:spacing w:lineRule="auto" w:line="240" w:before="0" w:after="0"/>
               <w:jc w:val="left"/>
               <w:rPr>
@@ -1212,6 +1239,7 @@
             <w:pPr>
               <w:pStyle w:val="Normal"/>
               <w:widowControl/>
+              <w:suppressAutoHyphens w:val="true"/>
               <w:spacing w:lineRule="auto" w:line="240" w:before="0" w:after="0"/>
               <w:jc w:val="left"/>
               <w:rPr>
@@ -1243,6 +1271,7 @@
             <w:pPr>
               <w:pStyle w:val="Normal"/>
               <w:widowControl/>
+              <w:suppressAutoHyphens w:val="true"/>
               <w:spacing w:lineRule="auto" w:line="240" w:before="0" w:after="0"/>
               <w:jc w:val="left"/>
               <w:rPr>
@@ -1317,6 +1346,7 @@
             <w:pPr>
               <w:pStyle w:val="Normal"/>
               <w:widowControl/>
+              <w:suppressAutoHyphens w:val="true"/>
               <w:spacing w:lineRule="auto" w:line="240" w:before="0" w:after="0"/>
               <w:jc w:val="left"/>
               <w:rPr>
@@ -1348,6 +1378,7 @@
             <w:pPr>
               <w:pStyle w:val="Normal"/>
               <w:widowControl/>
+              <w:suppressAutoHyphens w:val="true"/>
               <w:spacing w:lineRule="auto" w:line="240" w:before="0" w:after="0"/>
               <w:jc w:val="left"/>
               <w:rPr>
@@ -1382,6 +1413,7 @@
             <w:pPr>
               <w:pStyle w:val="Normal"/>
               <w:widowControl/>
+              <w:suppressAutoHyphens w:val="true"/>
               <w:spacing w:lineRule="auto" w:line="240" w:before="0" w:after="0"/>
               <w:jc w:val="left"/>
               <w:rPr>
@@ -1413,6 +1445,7 @@
             <w:pPr>
               <w:pStyle w:val="Normal"/>
               <w:widowControl/>
+              <w:suppressAutoHyphens w:val="true"/>
               <w:spacing w:lineRule="auto" w:line="240" w:before="0" w:after="0"/>
               <w:jc w:val="left"/>
               <w:rPr>
@@ -1447,6 +1480,7 @@
             <w:pPr>
               <w:pStyle w:val="Normal"/>
               <w:widowControl/>
+              <w:suppressAutoHyphens w:val="true"/>
               <w:spacing w:lineRule="auto" w:line="240" w:before="0" w:after="0"/>
               <w:jc w:val="left"/>
               <w:rPr>
@@ -1478,6 +1512,7 @@
             <w:pPr>
               <w:pStyle w:val="Normal"/>
               <w:widowControl/>
+              <w:suppressAutoHyphens w:val="true"/>
               <w:spacing w:lineRule="auto" w:line="240" w:before="0" w:after="0"/>
               <w:jc w:val="left"/>
               <w:rPr>
@@ -1512,6 +1547,7 @@
             <w:pPr>
               <w:pStyle w:val="Normal"/>
               <w:widowControl/>
+              <w:suppressAutoHyphens w:val="true"/>
               <w:spacing w:lineRule="auto" w:line="240" w:before="0" w:after="0"/>
               <w:jc w:val="left"/>
               <w:rPr>
@@ -1543,6 +1579,7 @@
             <w:pPr>
               <w:pStyle w:val="Normal"/>
               <w:widowControl/>
+              <w:suppressAutoHyphens w:val="true"/>
               <w:spacing w:lineRule="auto" w:line="240" w:before="0" w:after="0"/>
               <w:jc w:val="left"/>
               <w:rPr>
@@ -1577,6 +1614,7 @@
             <w:pPr>
               <w:pStyle w:val="Normal"/>
               <w:widowControl/>
+              <w:suppressAutoHyphens w:val="true"/>
               <w:spacing w:lineRule="auto" w:line="240" w:before="0" w:after="0"/>
               <w:jc w:val="left"/>
               <w:rPr>
@@ -1608,6 +1646,7 @@
             <w:pPr>
               <w:pStyle w:val="Normal"/>
               <w:widowControl/>
+              <w:suppressAutoHyphens w:val="true"/>
               <w:spacing w:lineRule="auto" w:line="240" w:before="0" w:after="0"/>
               <w:jc w:val="left"/>
               <w:rPr>
@@ -1686,6 +1725,7 @@
             <w:pPr>
               <w:pStyle w:val="Normal"/>
               <w:widowControl/>
+              <w:suppressAutoHyphens w:val="true"/>
               <w:spacing w:lineRule="auto" w:line="240" w:before="0" w:after="0"/>
               <w:jc w:val="left"/>
               <w:rPr>
@@ -1717,6 +1757,7 @@
             <w:pPr>
               <w:pStyle w:val="Normal"/>
               <w:widowControl/>
+              <w:suppressAutoHyphens w:val="true"/>
               <w:spacing w:lineRule="auto" w:line="240" w:before="0" w:after="0"/>
               <w:jc w:val="left"/>
               <w:rPr>
@@ -1751,6 +1792,7 @@
             <w:pPr>
               <w:pStyle w:val="Normal"/>
               <w:widowControl/>
+              <w:suppressAutoHyphens w:val="true"/>
               <w:spacing w:lineRule="auto" w:line="240" w:before="0" w:after="0"/>
               <w:jc w:val="left"/>
               <w:rPr>
@@ -1782,6 +1824,7 @@
             <w:pPr>
               <w:pStyle w:val="Normal"/>
               <w:widowControl/>
+              <w:suppressAutoHyphens w:val="true"/>
               <w:spacing w:lineRule="auto" w:line="240" w:before="0" w:after="0"/>
               <w:jc w:val="left"/>
               <w:rPr>
@@ -1816,6 +1859,7 @@
             <w:pPr>
               <w:pStyle w:val="Normal"/>
               <w:widowControl/>
+              <w:suppressAutoHyphens w:val="true"/>
               <w:spacing w:lineRule="auto" w:line="240" w:before="0" w:after="0"/>
               <w:jc w:val="left"/>
               <w:rPr>
@@ -1847,6 +1891,7 @@
             <w:pPr>
               <w:pStyle w:val="Normal"/>
               <w:widowControl/>
+              <w:suppressAutoHyphens w:val="true"/>
               <w:spacing w:lineRule="auto" w:line="240" w:before="0" w:after="0"/>
               <w:jc w:val="left"/>
               <w:rPr>
@@ -1881,6 +1926,7 @@
             <w:pPr>
               <w:pStyle w:val="Normal"/>
               <w:widowControl/>
+              <w:suppressAutoHyphens w:val="true"/>
               <w:spacing w:lineRule="auto" w:line="240" w:before="0" w:after="0"/>
               <w:jc w:val="left"/>
               <w:rPr>
@@ -1912,6 +1958,7 @@
             <w:pPr>
               <w:pStyle w:val="Normal"/>
               <w:widowControl/>
+              <w:suppressAutoHyphens w:val="true"/>
               <w:spacing w:lineRule="auto" w:line="240" w:before="0" w:after="0"/>
               <w:jc w:val="left"/>
               <w:rPr>
@@ -1946,6 +1993,7 @@
             <w:pPr>
               <w:pStyle w:val="Normal"/>
               <w:widowControl/>
+              <w:suppressAutoHyphens w:val="true"/>
               <w:spacing w:lineRule="auto" w:line="240" w:before="0" w:after="0"/>
               <w:jc w:val="left"/>
               <w:rPr>
@@ -1977,6 +2025,7 @@
             <w:pPr>
               <w:pStyle w:val="Normal"/>
               <w:widowControl/>
+              <w:suppressAutoHyphens w:val="true"/>
               <w:spacing w:lineRule="auto" w:line="240" w:before="0" w:after="0"/>
               <w:jc w:val="left"/>
               <w:rPr>
@@ -2011,6 +2060,7 @@
             <w:pPr>
               <w:pStyle w:val="Normal"/>
               <w:widowControl/>
+              <w:suppressAutoHyphens w:val="true"/>
               <w:spacing w:lineRule="auto" w:line="240" w:before="0" w:after="0"/>
               <w:jc w:val="left"/>
               <w:rPr>
@@ -2042,6 +2092,7 @@
             <w:pPr>
               <w:pStyle w:val="Normal"/>
               <w:widowControl/>
+              <w:suppressAutoHyphens w:val="true"/>
               <w:spacing w:lineRule="auto" w:line="240" w:before="0" w:after="0"/>
               <w:jc w:val="left"/>
               <w:rPr>
@@ -2254,6 +2305,7 @@
         </w:tabs>
         <w:ind w:left="1080" w:hanging="360"/>
       </w:pPr>
+      <w:rPr/>
     </w:lvl>
     <w:lvl w:ilvl="2">
       <w:start w:val="1"/>
@@ -2266,6 +2318,7 @@
         </w:tabs>
         <w:ind w:left="1440" w:hanging="360"/>
       </w:pPr>
+      <w:rPr/>
     </w:lvl>
     <w:lvl w:ilvl="3">
       <w:start w:val="1"/>
@@ -2278,6 +2331,7 @@
         </w:tabs>
         <w:ind w:left="1800" w:hanging="360"/>
       </w:pPr>
+      <w:rPr/>
     </w:lvl>
     <w:lvl w:ilvl="4">
       <w:start w:val="1"/>
@@ -2290,6 +2344,7 @@
         </w:tabs>
         <w:ind w:left="2160" w:hanging="360"/>
       </w:pPr>
+      <w:rPr/>
     </w:lvl>
     <w:lvl w:ilvl="5">
       <w:start w:val="1"/>
@@ -2302,6 +2357,7 @@
         </w:tabs>
         <w:ind w:left="2520" w:hanging="360"/>
       </w:pPr>
+      <w:rPr/>
     </w:lvl>
     <w:lvl w:ilvl="6">
       <w:start w:val="1"/>
@@ -2314,6 +2370,7 @@
         </w:tabs>
         <w:ind w:left="2880" w:hanging="360"/>
       </w:pPr>
+      <w:rPr/>
     </w:lvl>
     <w:lvl w:ilvl="7">
       <w:start w:val="1"/>
@@ -2326,6 +2383,7 @@
         </w:tabs>
         <w:ind w:left="3240" w:hanging="360"/>
       </w:pPr>
+      <w:rPr/>
     </w:lvl>
     <w:lvl w:ilvl="8">
       <w:start w:val="1"/>
@@ -2338,6 +2396,7 @@
         </w:tabs>
         <w:ind w:left="3600" w:hanging="360"/>
       </w:pPr>
+      <w:rPr/>
     </w:lvl>
   </w:abstractNum>
   <w:abstractNum w:abstractNumId="2">
@@ -2367,6 +2426,7 @@
         </w:tabs>
         <w:ind w:left="1080" w:hanging="360"/>
       </w:pPr>
+      <w:rPr/>
     </w:lvl>
     <w:lvl w:ilvl="2">
       <w:start w:val="1"/>
@@ -2379,6 +2439,7 @@
         </w:tabs>
         <w:ind w:left="1440" w:hanging="360"/>
       </w:pPr>
+      <w:rPr/>
     </w:lvl>
     <w:lvl w:ilvl="3">
       <w:start w:val="1"/>
@@ -2391,6 +2452,7 @@
         </w:tabs>
         <w:ind w:left="1800" w:hanging="360"/>
       </w:pPr>
+      <w:rPr/>
     </w:lvl>
     <w:lvl w:ilvl="4">
       <w:start w:val="1"/>
@@ -2403,6 +2465,7 @@
         </w:tabs>
         <w:ind w:left="2160" w:hanging="360"/>
       </w:pPr>
+      <w:rPr/>
     </w:lvl>
     <w:lvl w:ilvl="5">
       <w:start w:val="1"/>
@@ -2415,6 +2478,7 @@
         </w:tabs>
         <w:ind w:left="2520" w:hanging="360"/>
       </w:pPr>
+      <w:rPr/>
     </w:lvl>
     <w:lvl w:ilvl="6">
       <w:start w:val="1"/>
@@ -2427,6 +2491,7 @@
         </w:tabs>
         <w:ind w:left="2880" w:hanging="360"/>
       </w:pPr>
+      <w:rPr/>
     </w:lvl>
     <w:lvl w:ilvl="7">
       <w:start w:val="1"/>
@@ -2439,6 +2504,7 @@
         </w:tabs>
         <w:ind w:left="3240" w:hanging="360"/>
       </w:pPr>
+      <w:rPr/>
     </w:lvl>
     <w:lvl w:ilvl="8">
       <w:start w:val="1"/>
@@ -2451,6 +2517,7 @@
         </w:tabs>
         <w:ind w:left="3600" w:hanging="360"/>
       </w:pPr>
+      <w:rPr/>
     </w:lvl>
   </w:abstractNum>
   <w:abstractNum w:abstractNumId="3">
@@ -2480,6 +2547,7 @@
         </w:tabs>
         <w:ind w:left="1080" w:hanging="360"/>
       </w:pPr>
+      <w:rPr/>
     </w:lvl>
     <w:lvl w:ilvl="2">
       <w:start w:val="1"/>
@@ -2492,6 +2560,7 @@
         </w:tabs>
         <w:ind w:left="1440" w:hanging="360"/>
       </w:pPr>
+      <w:rPr/>
     </w:lvl>
     <w:lvl w:ilvl="3">
       <w:start w:val="1"/>
@@ -2504,6 +2573,7 @@
         </w:tabs>
         <w:ind w:left="1800" w:hanging="360"/>
       </w:pPr>
+      <w:rPr/>
     </w:lvl>
     <w:lvl w:ilvl="4">
       <w:start w:val="1"/>
@@ -2516,6 +2586,7 @@
         </w:tabs>
         <w:ind w:left="2160" w:hanging="360"/>
       </w:pPr>
+      <w:rPr/>
     </w:lvl>
     <w:lvl w:ilvl="5">
       <w:start w:val="1"/>
@@ -2528,6 +2599,7 @@
         </w:tabs>
         <w:ind w:left="2520" w:hanging="360"/>
       </w:pPr>
+      <w:rPr/>
     </w:lvl>
     <w:lvl w:ilvl="6">
       <w:start w:val="1"/>
@@ -2540,6 +2612,7 @@
         </w:tabs>
         <w:ind w:left="2880" w:hanging="360"/>
       </w:pPr>
+      <w:rPr/>
     </w:lvl>
     <w:lvl w:ilvl="7">
       <w:start w:val="1"/>
@@ -2552,6 +2625,7 @@
         </w:tabs>
         <w:ind w:left="3240" w:hanging="360"/>
       </w:pPr>
+      <w:rPr/>
     </w:lvl>
     <w:lvl w:ilvl="8">
       <w:start w:val="1"/>
@@ -2564,6 +2638,7 @@
         </w:tabs>
         <w:ind w:left="3600" w:hanging="360"/>
       </w:pPr>
+      <w:rPr/>
     </w:lvl>
   </w:abstractNum>
   <w:abstractNum w:abstractNumId="4">
@@ -2591,6 +2666,7 @@
         </w:tabs>
         <w:ind w:left="1080" w:hanging="360"/>
       </w:pPr>
+      <w:rPr/>
     </w:lvl>
     <w:lvl w:ilvl="2">
       <w:start w:val="1"/>
@@ -2603,6 +2679,7 @@
         </w:tabs>
         <w:ind w:left="1440" w:hanging="360"/>
       </w:pPr>
+      <w:rPr/>
     </w:lvl>
     <w:lvl w:ilvl="3">
       <w:start w:val="1"/>
@@ -2615,6 +2692,7 @@
         </w:tabs>
         <w:ind w:left="1800" w:hanging="360"/>
       </w:pPr>
+      <w:rPr/>
     </w:lvl>
     <w:lvl w:ilvl="4">
       <w:start w:val="1"/>
@@ -2627,6 +2705,7 @@
         </w:tabs>
         <w:ind w:left="2160" w:hanging="360"/>
       </w:pPr>
+      <w:rPr/>
     </w:lvl>
     <w:lvl w:ilvl="5">
       <w:start w:val="1"/>
@@ -2639,6 +2718,7 @@
         </w:tabs>
         <w:ind w:left="2520" w:hanging="360"/>
       </w:pPr>
+      <w:rPr/>
     </w:lvl>
     <w:lvl w:ilvl="6">
       <w:start w:val="1"/>
@@ -2651,6 +2731,7 @@
         </w:tabs>
         <w:ind w:left="2880" w:hanging="360"/>
       </w:pPr>
+      <w:rPr/>
     </w:lvl>
     <w:lvl w:ilvl="7">
       <w:start w:val="1"/>
@@ -2663,6 +2744,7 @@
         </w:tabs>
         <w:ind w:left="3240" w:hanging="360"/>
       </w:pPr>
+      <w:rPr/>
     </w:lvl>
     <w:lvl w:ilvl="8">
       <w:start w:val="1"/>
@@ -2675,6 +2757,7 @@
         </w:tabs>
         <w:ind w:left="3600" w:hanging="360"/>
       </w:pPr>
+      <w:rPr/>
     </w:lvl>
   </w:abstractNum>
   <w:abstractNum w:abstractNumId="5">
@@ -2702,6 +2785,7 @@
         </w:tabs>
         <w:ind w:left="1080" w:hanging="360"/>
       </w:pPr>
+      <w:rPr/>
     </w:lvl>
     <w:lvl w:ilvl="2">
       <w:start w:val="1"/>
@@ -2714,6 +2798,7 @@
         </w:tabs>
         <w:ind w:left="1440" w:hanging="360"/>
       </w:pPr>
+      <w:rPr/>
     </w:lvl>
     <w:lvl w:ilvl="3">
       <w:start w:val="1"/>
@@ -2726,6 +2811,7 @@
         </w:tabs>
         <w:ind w:left="1800" w:hanging="360"/>
       </w:pPr>
+      <w:rPr/>
     </w:lvl>
     <w:lvl w:ilvl="4">
       <w:start w:val="1"/>
@@ -2738,6 +2824,7 @@
         </w:tabs>
         <w:ind w:left="2160" w:hanging="360"/>
       </w:pPr>
+      <w:rPr/>
     </w:lvl>
     <w:lvl w:ilvl="5">
       <w:start w:val="1"/>
@@ -2750,6 +2837,7 @@
         </w:tabs>
         <w:ind w:left="2520" w:hanging="360"/>
       </w:pPr>
+      <w:rPr/>
     </w:lvl>
     <w:lvl w:ilvl="6">
       <w:start w:val="1"/>
@@ -2762,6 +2850,7 @@
         </w:tabs>
         <w:ind w:left="2880" w:hanging="360"/>
       </w:pPr>
+      <w:rPr/>
     </w:lvl>
     <w:lvl w:ilvl="7">
       <w:start w:val="1"/>
@@ -2774,6 +2863,7 @@
         </w:tabs>
         <w:ind w:left="3240" w:hanging="360"/>
       </w:pPr>
+      <w:rPr/>
     </w:lvl>
     <w:lvl w:ilvl="8">
       <w:start w:val="1"/>
@@ -2786,6 +2876,7 @@
         </w:tabs>
         <w:ind w:left="3600" w:hanging="360"/>
       </w:pPr>
+      <w:rPr/>
     </w:lvl>
   </w:abstractNum>
   <w:abstractNum w:abstractNumId="6">
@@ -2813,6 +2904,7 @@
         </w:tabs>
         <w:ind w:left="1080" w:hanging="360"/>
       </w:pPr>
+      <w:rPr/>
     </w:lvl>
     <w:lvl w:ilvl="2">
       <w:start w:val="1"/>
@@ -2825,6 +2917,7 @@
         </w:tabs>
         <w:ind w:left="1440" w:hanging="360"/>
       </w:pPr>
+      <w:rPr/>
     </w:lvl>
     <w:lvl w:ilvl="3">
       <w:start w:val="1"/>
@@ -2837,6 +2930,7 @@
         </w:tabs>
         <w:ind w:left="1800" w:hanging="360"/>
       </w:pPr>
+      <w:rPr/>
     </w:lvl>
     <w:lvl w:ilvl="4">
       <w:start w:val="1"/>
@@ -2849,6 +2943,7 @@
         </w:tabs>
         <w:ind w:left="2160" w:hanging="360"/>
       </w:pPr>
+      <w:rPr/>
     </w:lvl>
     <w:lvl w:ilvl="5">
       <w:start w:val="1"/>
@@ -2861,6 +2956,7 @@
         </w:tabs>
         <w:ind w:left="2520" w:hanging="360"/>
       </w:pPr>
+      <w:rPr/>
     </w:lvl>
     <w:lvl w:ilvl="6">
       <w:start w:val="1"/>
@@ -2873,6 +2969,7 @@
         </w:tabs>
         <w:ind w:left="2880" w:hanging="360"/>
       </w:pPr>
+      <w:rPr/>
     </w:lvl>
     <w:lvl w:ilvl="7">
       <w:start w:val="1"/>
@@ -2885,6 +2982,7 @@
         </w:tabs>
         <w:ind w:left="3240" w:hanging="360"/>
       </w:pPr>
+      <w:rPr/>
     </w:lvl>
     <w:lvl w:ilvl="8">
       <w:start w:val="1"/>
@@ -2897,6 +2995,7 @@
         </w:tabs>
         <w:ind w:left="3600" w:hanging="360"/>
       </w:pPr>
+      <w:rPr/>
     </w:lvl>
   </w:abstractNum>
   <w:abstractNum w:abstractNumId="7">
@@ -3047,7 +3146,7 @@
   <w:docDefaults>
     <w:rPrDefault>
       <w:rPr>
-        <w:rFonts w:ascii="Cambria" w:hAnsi="Cambria" w:eastAsia="ＭＳ 明朝" w:cs="" w:asciiTheme="minorHAnsi" w:cstheme="minorBidi" w:eastAsiaTheme="minorEastAsia" w:hAnsiTheme="minorHAnsi"/>
+        <w:rFonts w:ascii="Cambria" w:hAnsi="Cambria" w:eastAsia="" w:cs="" w:asciiTheme="minorHAnsi" w:cstheme="minorBidi" w:eastAsiaTheme="minorEastAsia" w:hAnsiTheme="minorHAnsi"/>
         <w:sz w:val="22"/>
         <w:szCs w:val="22"/>
         <w:lang w:val="en-US" w:eastAsia="en-US" w:bidi="ar-SA"/>
@@ -3204,12 +3303,13 @@
     <w:rsid w:val="00fc693f"/>
     <w:pPr>
       <w:widowControl/>
+      <w:suppressAutoHyphens w:val="true"/>
       <w:bidi w:val="0"/>
       <w:spacing w:lineRule="auto" w:line="276" w:before="0" w:after="200"/>
       <w:jc w:val="left"/>
     </w:pPr>
     <w:rPr>
-      <w:rFonts w:ascii="Cambria" w:hAnsi="Cambria" w:eastAsia="ＭＳ 明朝" w:cs="" w:asciiTheme="minorHAnsi" w:cstheme="minorBidi" w:eastAsiaTheme="minorEastAsia" w:hAnsiTheme="minorHAnsi"/>
+      <w:rFonts w:ascii="Cambria" w:hAnsi="Cambria" w:eastAsia="" w:cs="" w:asciiTheme="minorHAnsi" w:cstheme="minorBidi" w:eastAsiaTheme="minorEastAsia" w:hAnsiTheme="minorHAnsi"/>
       <w:color w:val="auto"/>
       <w:kern w:val="0"/>
       <w:sz w:val="22"/>
@@ -3232,7 +3332,7 @@
       <w:outlineLvl w:val="0"/>
     </w:pPr>
     <w:rPr>
-      <w:rFonts w:ascii="Calibri" w:hAnsi="Calibri" w:eastAsia="ＭＳ ゴシック" w:cs="" w:asciiTheme="majorHAnsi" w:cstheme="majorBidi" w:eastAsiaTheme="majorEastAsia" w:hAnsiTheme="majorHAnsi"/>
+      <w:rFonts w:ascii="Calibri" w:hAnsi="Calibri" w:eastAsia="" w:cs="" w:asciiTheme="majorHAnsi" w:cstheme="majorBidi" w:eastAsiaTheme="majorEastAsia" w:hAnsiTheme="majorHAnsi"/>
       <w:b/>
       <w:bCs/>
       <w:color w:themeColor="accent1" w:themeShade="bf" w:val="365F91"/>
@@ -3256,7 +3356,7 @@
       <w:outlineLvl w:val="1"/>
     </w:pPr>
     <w:rPr>
-      <w:rFonts w:ascii="Calibri" w:hAnsi="Calibri" w:eastAsia="ＭＳ ゴシック" w:cs="" w:asciiTheme="majorHAnsi" w:cstheme="majorBidi" w:eastAsiaTheme="majorEastAsia" w:hAnsiTheme="majorHAnsi"/>
+      <w:rFonts w:ascii="Calibri" w:hAnsi="Calibri" w:eastAsia="" w:cs="" w:asciiTheme="majorHAnsi" w:cstheme="majorBidi" w:eastAsiaTheme="majorEastAsia" w:hAnsiTheme="majorHAnsi"/>
       <w:b/>
       <w:bCs/>
       <w:color w:themeColor="accent1" w:val="4F81BD"/>
@@ -3280,7 +3380,7 @@
       <w:outlineLvl w:val="2"/>
     </w:pPr>
     <w:rPr>
-      <w:rFonts w:ascii="Calibri" w:hAnsi="Calibri" w:eastAsia="ＭＳ ゴシック" w:cs="" w:asciiTheme="majorHAnsi" w:cstheme="majorBidi" w:eastAsiaTheme="majorEastAsia" w:hAnsiTheme="majorHAnsi"/>
+      <w:rFonts w:ascii="Calibri" w:hAnsi="Calibri" w:eastAsia="" w:cs="" w:asciiTheme="majorHAnsi" w:cstheme="majorBidi" w:eastAsiaTheme="majorEastAsia" w:hAnsiTheme="majorHAnsi"/>
       <w:b/>
       <w:bCs/>
       <w:color w:themeColor="accent1" w:val="4F81BD"/>
@@ -3303,7 +3403,7 @@
       <w:outlineLvl w:val="3"/>
     </w:pPr>
     <w:rPr>
-      <w:rFonts w:ascii="Calibri" w:hAnsi="Calibri" w:eastAsia="ＭＳ ゴシック" w:cs="" w:asciiTheme="majorHAnsi" w:cstheme="majorBidi" w:eastAsiaTheme="majorEastAsia" w:hAnsiTheme="majorHAnsi"/>
+      <w:rFonts w:ascii="Calibri" w:hAnsi="Calibri" w:eastAsia="" w:cs="" w:asciiTheme="majorHAnsi" w:cstheme="majorBidi" w:eastAsiaTheme="majorEastAsia" w:hAnsiTheme="majorHAnsi"/>
       <w:b/>
       <w:bCs/>
       <w:i/>
@@ -3328,7 +3428,7 @@
       <w:outlineLvl w:val="4"/>
     </w:pPr>
     <w:rPr>
-      <w:rFonts w:ascii="Calibri" w:hAnsi="Calibri" w:eastAsia="ＭＳ ゴシック" w:cs="" w:asciiTheme="majorHAnsi" w:cstheme="majorBidi" w:eastAsiaTheme="majorEastAsia" w:hAnsiTheme="majorHAnsi"/>
+      <w:rFonts w:ascii="Calibri" w:hAnsi="Calibri" w:eastAsia="" w:cs="" w:asciiTheme="majorHAnsi" w:cstheme="majorBidi" w:eastAsiaTheme="majorEastAsia" w:hAnsiTheme="majorHAnsi"/>
       <w:color w:themeColor="accent1" w:themeShade="7f" w:val="243F60"/>
     </w:rPr>
   </w:style>
@@ -3349,7 +3449,7 @@
       <w:outlineLvl w:val="5"/>
     </w:pPr>
     <w:rPr>
-      <w:rFonts w:ascii="Calibri" w:hAnsi="Calibri" w:eastAsia="ＭＳ ゴシック" w:cs="" w:asciiTheme="majorHAnsi" w:cstheme="majorBidi" w:eastAsiaTheme="majorEastAsia" w:hAnsiTheme="majorHAnsi"/>
+      <w:rFonts w:ascii="Calibri" w:hAnsi="Calibri" w:eastAsia="" w:cs="" w:asciiTheme="majorHAnsi" w:cstheme="majorBidi" w:eastAsiaTheme="majorEastAsia" w:hAnsiTheme="majorHAnsi"/>
       <w:i/>
       <w:iCs/>
       <w:color w:themeColor="accent1" w:themeShade="7f" w:val="243F60"/>
@@ -3372,7 +3472,7 @@
       <w:outlineLvl w:val="6"/>
     </w:pPr>
     <w:rPr>
-      <w:rFonts w:ascii="Calibri" w:hAnsi="Calibri" w:eastAsia="ＭＳ ゴシック" w:cs="" w:asciiTheme="majorHAnsi" w:cstheme="majorBidi" w:eastAsiaTheme="majorEastAsia" w:hAnsiTheme="majorHAnsi"/>
+      <w:rFonts w:ascii="Calibri" w:hAnsi="Calibri" w:eastAsia="" w:cs="" w:asciiTheme="majorHAnsi" w:cstheme="majorBidi" w:eastAsiaTheme="majorEastAsia" w:hAnsiTheme="majorHAnsi"/>
       <w:i/>
       <w:iCs/>
       <w:color w:themeColor="text1" w:themeTint="bf" w:val="404040"/>
@@ -3395,7 +3495,7 @@
       <w:outlineLvl w:val="7"/>
     </w:pPr>
     <w:rPr>
-      <w:rFonts w:ascii="Calibri" w:hAnsi="Calibri" w:eastAsia="ＭＳ ゴシック" w:cs="" w:asciiTheme="majorHAnsi" w:cstheme="majorBidi" w:eastAsiaTheme="majorEastAsia" w:hAnsiTheme="majorHAnsi"/>
+      <w:rFonts w:ascii="Calibri" w:hAnsi="Calibri" w:eastAsia="" w:cs="" w:asciiTheme="majorHAnsi" w:cstheme="majorBidi" w:eastAsiaTheme="majorEastAsia" w:hAnsiTheme="majorHAnsi"/>
       <w:color w:themeColor="accent1" w:val="4F81BD"/>
       <w:sz w:val="20"/>
       <w:szCs w:val="20"/>
@@ -3418,7 +3518,7 @@
       <w:outlineLvl w:val="8"/>
     </w:pPr>
     <w:rPr>
-      <w:rFonts w:ascii="Calibri" w:hAnsi="Calibri" w:eastAsia="ＭＳ ゴシック" w:cs="" w:asciiTheme="majorHAnsi" w:cstheme="majorBidi" w:eastAsiaTheme="majorEastAsia" w:hAnsiTheme="majorHAnsi"/>
+      <w:rFonts w:ascii="Calibri" w:hAnsi="Calibri" w:eastAsia="" w:cs="" w:asciiTheme="majorHAnsi" w:cstheme="majorBidi" w:eastAsiaTheme="majorEastAsia" w:hAnsiTheme="majorHAnsi"/>
       <w:i/>
       <w:iCs/>
       <w:color w:themeColor="text1" w:themeTint="bf" w:val="404040"/>
@@ -3460,7 +3560,7 @@
     <w:qFormat/>
     <w:rsid w:val="00fc693f"/>
     <w:rPr>
-      <w:rFonts w:ascii="Calibri" w:hAnsi="Calibri" w:eastAsia="ＭＳ ゴシック" w:cs="" w:asciiTheme="majorHAnsi" w:cstheme="majorBidi" w:eastAsiaTheme="majorEastAsia" w:hAnsiTheme="majorHAnsi"/>
+      <w:rFonts w:ascii="Calibri" w:hAnsi="Calibri" w:eastAsia="" w:cs="" w:asciiTheme="majorHAnsi" w:cstheme="majorBidi" w:eastAsiaTheme="majorEastAsia" w:hAnsiTheme="majorHAnsi"/>
       <w:b/>
       <w:bCs/>
       <w:color w:themeColor="accent1" w:themeShade="bf" w:val="365F91"/>
@@ -3476,7 +3576,7 @@
     <w:qFormat/>
     <w:rsid w:val="00fc693f"/>
     <w:rPr>
-      <w:rFonts w:ascii="Calibri" w:hAnsi="Calibri" w:eastAsia="ＭＳ ゴシック" w:cs="" w:asciiTheme="majorHAnsi" w:cstheme="majorBidi" w:eastAsiaTheme="majorEastAsia" w:hAnsiTheme="majorHAnsi"/>
+      <w:rFonts w:ascii="Calibri" w:hAnsi="Calibri" w:eastAsia="" w:cs="" w:asciiTheme="majorHAnsi" w:cstheme="majorBidi" w:eastAsiaTheme="majorEastAsia" w:hAnsiTheme="majorHAnsi"/>
       <w:b/>
       <w:bCs/>
       <w:color w:themeColor="accent1" w:val="4F81BD"/>
@@ -3492,7 +3592,7 @@
     <w:qFormat/>
     <w:rsid w:val="00fc693f"/>
     <w:rPr>
-      <w:rFonts w:ascii="Calibri" w:hAnsi="Calibri" w:eastAsia="ＭＳ ゴシック" w:cs="" w:asciiTheme="majorHAnsi" w:cstheme="majorBidi" w:eastAsiaTheme="majorEastAsia" w:hAnsiTheme="majorHAnsi"/>
+      <w:rFonts w:ascii="Calibri" w:hAnsi="Calibri" w:eastAsia="" w:cs="" w:asciiTheme="majorHAnsi" w:cstheme="majorBidi" w:eastAsiaTheme="majorEastAsia" w:hAnsiTheme="majorHAnsi"/>
       <w:b/>
       <w:bCs/>
       <w:color w:themeColor="accent1" w:val="4F81BD"/>
@@ -3506,7 +3606,7 @@
     <w:qFormat/>
     <w:rsid w:val="00fc693f"/>
     <w:rPr>
-      <w:rFonts w:ascii="Calibri" w:hAnsi="Calibri" w:eastAsia="ＭＳ ゴシック" w:cs="" w:asciiTheme="majorHAnsi" w:cstheme="majorBidi" w:eastAsiaTheme="majorEastAsia" w:hAnsiTheme="majorHAnsi"/>
+      <w:rFonts w:ascii="Calibri" w:hAnsi="Calibri" w:eastAsia="" w:cs="" w:asciiTheme="majorHAnsi" w:cstheme="majorBidi" w:eastAsiaTheme="majorEastAsia" w:hAnsiTheme="majorHAnsi"/>
       <w:color w:themeColor="text2" w:themeShade="bf" w:val="17365D"/>
       <w:spacing w:val="5"/>
       <w:kern w:val="2"/>
@@ -3522,7 +3622,7 @@
     <w:qFormat/>
     <w:rsid w:val="00fc693f"/>
     <w:rPr>
-      <w:rFonts w:ascii="Calibri" w:hAnsi="Calibri" w:eastAsia="ＭＳ ゴシック" w:cs="" w:asciiTheme="majorHAnsi" w:cstheme="majorBidi" w:eastAsiaTheme="majorEastAsia" w:hAnsiTheme="majorHAnsi"/>
+      <w:rFonts w:ascii="Calibri" w:hAnsi="Calibri" w:eastAsia="" w:cs="" w:asciiTheme="majorHAnsi" w:cstheme="majorBidi" w:eastAsiaTheme="majorEastAsia" w:hAnsiTheme="majorHAnsi"/>
       <w:i/>
       <w:iCs/>
       <w:color w:themeColor="accent1" w:val="4F81BD"/>
@@ -3595,7 +3695,7 @@
     <w:qFormat/>
     <w:rsid w:val="00fc693f"/>
     <w:rPr>
-      <w:rFonts w:ascii="Calibri" w:hAnsi="Calibri" w:eastAsia="ＭＳ ゴシック" w:cs="" w:asciiTheme="majorHAnsi" w:cstheme="majorBidi" w:eastAsiaTheme="majorEastAsia" w:hAnsiTheme="majorHAnsi"/>
+      <w:rFonts w:ascii="Calibri" w:hAnsi="Calibri" w:eastAsia="" w:cs="" w:asciiTheme="majorHAnsi" w:cstheme="majorBidi" w:eastAsiaTheme="majorEastAsia" w:hAnsiTheme="majorHAnsi"/>
       <w:b/>
       <w:bCs/>
       <w:i/>
@@ -3612,7 +3712,7 @@
     <w:qFormat/>
     <w:rsid w:val="00fc693f"/>
     <w:rPr>
-      <w:rFonts w:ascii="Calibri" w:hAnsi="Calibri" w:eastAsia="ＭＳ ゴシック" w:cs="" w:asciiTheme="majorHAnsi" w:cstheme="majorBidi" w:eastAsiaTheme="majorEastAsia" w:hAnsiTheme="majorHAnsi"/>
+      <w:rFonts w:ascii="Calibri" w:hAnsi="Calibri" w:eastAsia="" w:cs="" w:asciiTheme="majorHAnsi" w:cstheme="majorBidi" w:eastAsiaTheme="majorEastAsia" w:hAnsiTheme="majorHAnsi"/>
       <w:color w:themeColor="accent1" w:themeShade="7f" w:val="243F60"/>
     </w:rPr>
   </w:style>
@@ -3625,7 +3725,7 @@
     <w:qFormat/>
     <w:rsid w:val="00fc693f"/>
     <w:rPr>
-      <w:rFonts w:ascii="Calibri" w:hAnsi="Calibri" w:eastAsia="ＭＳ ゴシック" w:cs="" w:asciiTheme="majorHAnsi" w:cstheme="majorBidi" w:eastAsiaTheme="majorEastAsia" w:hAnsiTheme="majorHAnsi"/>
+      <w:rFonts w:ascii="Calibri" w:hAnsi="Calibri" w:eastAsia="" w:cs="" w:asciiTheme="majorHAnsi" w:cstheme="majorBidi" w:eastAsiaTheme="majorEastAsia" w:hAnsiTheme="majorHAnsi"/>
       <w:i/>
       <w:iCs/>
       <w:color w:themeColor="accent1" w:themeShade="7f" w:val="243F60"/>
@@ -3640,7 +3740,7 @@
     <w:qFormat/>
     <w:rsid w:val="00fc693f"/>
     <w:rPr>
-      <w:rFonts w:ascii="Calibri" w:hAnsi="Calibri" w:eastAsia="ＭＳ ゴシック" w:cs="" w:asciiTheme="majorHAnsi" w:cstheme="majorBidi" w:eastAsiaTheme="majorEastAsia" w:hAnsiTheme="majorHAnsi"/>
+      <w:rFonts w:ascii="Calibri" w:hAnsi="Calibri" w:eastAsia="" w:cs="" w:asciiTheme="majorHAnsi" w:cstheme="majorBidi" w:eastAsiaTheme="majorEastAsia" w:hAnsiTheme="majorHAnsi"/>
       <w:i/>
       <w:iCs/>
       <w:color w:themeColor="text1" w:themeTint="bf" w:val="404040"/>
@@ -3655,7 +3755,7 @@
     <w:qFormat/>
     <w:rsid w:val="00fc693f"/>
     <w:rPr>
-      <w:rFonts w:ascii="Calibri" w:hAnsi="Calibri" w:eastAsia="ＭＳ ゴシック" w:cs="" w:asciiTheme="majorHAnsi" w:cstheme="majorBidi" w:eastAsiaTheme="majorEastAsia" w:hAnsiTheme="majorHAnsi"/>
+      <w:rFonts w:ascii="Calibri" w:hAnsi="Calibri" w:eastAsia="" w:cs="" w:asciiTheme="majorHAnsi" w:cstheme="majorBidi" w:eastAsiaTheme="majorEastAsia" w:hAnsiTheme="majorHAnsi"/>
       <w:color w:themeColor="accent1" w:val="4F81BD"/>
       <w:sz w:val="20"/>
       <w:szCs w:val="20"/>
@@ -3670,7 +3770,7 @@
     <w:qFormat/>
     <w:rsid w:val="00fc693f"/>
     <w:rPr>
-      <w:rFonts w:ascii="Calibri" w:hAnsi="Calibri" w:eastAsia="ＭＳ ゴシック" w:cs="" w:asciiTheme="majorHAnsi" w:cstheme="majorBidi" w:eastAsiaTheme="majorEastAsia" w:hAnsiTheme="majorHAnsi"/>
+      <w:rFonts w:ascii="Calibri" w:hAnsi="Calibri" w:eastAsia="" w:cs="" w:asciiTheme="majorHAnsi" w:cstheme="majorBidi" w:eastAsiaTheme="majorEastAsia" w:hAnsiTheme="majorHAnsi"/>
       <w:i/>
       <w:iCs/>
       <w:color w:themeColor="text1" w:themeTint="bf" w:val="404040"/>
@@ -3900,12 +4000,13 @@
     <w:rsid w:val="00fc693f"/>
     <w:pPr>
       <w:widowControl/>
+      <w:suppressAutoHyphens w:val="true"/>
       <w:bidi w:val="0"/>
       <w:spacing w:lineRule="auto" w:line="240" w:before="0" w:after="0"/>
       <w:jc w:val="left"/>
     </w:pPr>
     <w:rPr>
-      <w:rFonts w:ascii="Cambria" w:hAnsi="Cambria" w:eastAsia="ＭＳ 明朝" w:cs="" w:asciiTheme="minorHAnsi" w:cstheme="minorBidi" w:eastAsiaTheme="minorEastAsia" w:hAnsiTheme="minorHAnsi"/>
+      <w:rFonts w:ascii="Cambria" w:hAnsi="Cambria" w:eastAsia="" w:cs="" w:asciiTheme="minorHAnsi" w:cstheme="minorBidi" w:eastAsiaTheme="minorEastAsia" w:hAnsiTheme="minorHAnsi"/>
       <w:color w:val="auto"/>
       <w:kern w:val="0"/>
       <w:sz w:val="22"/>
@@ -3929,7 +4030,7 @@
       <w:contextualSpacing/>
     </w:pPr>
     <w:rPr>
-      <w:rFonts w:ascii="Calibri" w:hAnsi="Calibri" w:eastAsia="ＭＳ ゴシック" w:cs="" w:asciiTheme="majorHAnsi" w:cstheme="majorBidi" w:eastAsiaTheme="majorEastAsia" w:hAnsiTheme="majorHAnsi"/>
+      <w:rFonts w:ascii="Calibri" w:hAnsi="Calibri" w:eastAsia="" w:cs="" w:asciiTheme="majorHAnsi" w:cstheme="majorBidi" w:eastAsiaTheme="majorEastAsia" w:hAnsiTheme="majorHAnsi"/>
       <w:color w:themeColor="text2" w:themeShade="bf" w:val="17365D"/>
       <w:spacing w:val="5"/>
       <w:kern w:val="2"/>
@@ -3947,7 +4048,7 @@
     <w:rsid w:val="00fc693f"/>
     <w:pPr/>
     <w:rPr>
-      <w:rFonts w:ascii="Calibri" w:hAnsi="Calibri" w:eastAsia="ＭＳ ゴシック" w:cs="" w:asciiTheme="majorHAnsi" w:cstheme="majorBidi" w:eastAsiaTheme="majorEastAsia" w:hAnsiTheme="majorHAnsi"/>
+      <w:rFonts w:ascii="Calibri" w:hAnsi="Calibri" w:eastAsia="" w:cs="" w:asciiTheme="majorHAnsi" w:cstheme="majorBidi" w:eastAsiaTheme="majorEastAsia" w:hAnsiTheme="majorHAnsi"/>
       <w:i/>
       <w:iCs/>
       <w:color w:themeColor="accent1" w:val="4F81BD"/>
@@ -4180,12 +4281,13 @@
         <w:tab w:val="left" w:pos="3456" w:leader="none"/>
         <w:tab w:val="left" w:pos="4032" w:leader="none"/>
       </w:tabs>
+      <w:suppressAutoHyphens w:val="true"/>
       <w:bidi w:val="0"/>
       <w:spacing w:lineRule="auto" w:line="276" w:before="0" w:after="200"/>
       <w:jc w:val="left"/>
     </w:pPr>
     <w:rPr>
-      <w:rFonts w:ascii="Courier" w:hAnsi="Courier" w:eastAsia="ＭＳ 明朝" w:cs="" w:cstheme="minorBidi" w:eastAsiaTheme="minorEastAsia"/>
+      <w:rFonts w:ascii="Courier" w:hAnsi="Courier" w:eastAsia="" w:cs="" w:cstheme="minorBidi" w:eastAsiaTheme="minorEastAsia"/>
       <w:color w:val="auto"/>
       <w:kern w:val="0"/>
       <w:sz w:val="20"/>
@@ -7383,7 +7485,6 @@
       <w:pPr>
         <w:spacing w:before="0" w:after="0" w:line="240" w:lineRule="auto"/>
       </w:pPr>
-      <w:rPr/>
       <w:tblPr/>
       <w:tcPr>
         <w:tcBorders>
@@ -7529,7 +7630,6 @@
       <w:pPr>
         <w:spacing w:before="0" w:after="0" w:line="240" w:lineRule="auto"/>
       </w:pPr>
-      <w:rPr/>
       <w:tblPr/>
       <w:tcPr>
         <w:tcBorders>
@@ -7675,7 +7775,6 @@
       <w:pPr>
         <w:spacing w:before="0" w:after="0" w:line="240" w:lineRule="auto"/>
       </w:pPr>
-      <w:rPr/>
       <w:tblPr/>
       <w:tcPr>
         <w:tcBorders>
@@ -7821,7 +7920,6 @@
       <w:pPr>
         <w:spacing w:before="0" w:after="0" w:line="240" w:lineRule="auto"/>
       </w:pPr>
-      <w:rPr/>
       <w:tblPr/>
       <w:tcPr>
         <w:tcBorders>
@@ -7967,7 +8065,6 @@
       <w:pPr>
         <w:spacing w:before="0" w:after="0" w:line="240" w:lineRule="auto"/>
       </w:pPr>
-      <w:rPr/>
       <w:tblPr/>
       <w:tcPr>
         <w:tcBorders>
@@ -8113,7 +8210,6 @@
       <w:pPr>
         <w:spacing w:before="0" w:after="0" w:line="240" w:lineRule="auto"/>
       </w:pPr>
-      <w:rPr/>
       <w:tblPr/>
       <w:tcPr>
         <w:tcBorders>
@@ -8259,7 +8355,6 @@
       <w:pPr>
         <w:spacing w:before="0" w:after="0" w:line="240" w:lineRule="auto"/>
       </w:pPr>
-      <w:rPr/>
       <w:tblPr/>
       <w:tcPr>
         <w:tcBorders>
